--- a/data/employees/EMP045/AST-EMP045-03.docx
+++ b/data/employees/EMP045/AST-EMP045-03.docx
@@ -7,10 +7,7 @@
         <w:pStyle w:val="Heading1"/>
       </w:pPr>
       <w:r>
-        <w:rPr>
-          <w:sz w:val="36"/>
-        </w:rPr>
-        <w:t>Design specification - EMP045</w:t>
+        <w:t>Ast Emp045 03 - EMP045</w:t>
       </w:r>
     </w:p>
     <w:p>
@@ -18,130 +15,32 @@
         <w:pStyle w:val="Heading2"/>
       </w:pPr>
       <w:r>
-        <w:t>Document Metadata</w:t>
-      </w:r>
-    </w:p>
-    <w:tbl>
-      <w:tblPr>
-        <w:tblStyle w:val="TableGrid"/>
-        <w:tblW w:type="auto" w:w="0"/>
-        <w:tblLook w:firstColumn="1" w:firstRow="1" w:lastColumn="0" w:lastRow="0" w:noHBand="0" w:noVBand="1" w:val="04A0"/>
-      </w:tblPr>
-      <w:tblGrid>
-        <w:gridCol w:w="4320"/>
-        <w:gridCol w:w="4320"/>
-      </w:tblGrid>
-      <w:tr>
-        <w:tc>
-          <w:tcPr>
-            <w:tcW w:type="dxa" w:w="4320"/>
-          </w:tcPr>
-          <w:p>
-            <w:r>
-              <w:t>Author</w:t>
-            </w:r>
-          </w:p>
-        </w:tc>
-        <w:tc>
-          <w:tcPr>
-            <w:tcW w:type="dxa" w:w="4320"/>
-          </w:tcPr>
-          <w:p>
-            <w:r>
-              <w:t>Casey Lee</w:t>
-            </w:r>
-          </w:p>
-        </w:tc>
-      </w:tr>
-      <w:tr>
-        <w:tc>
-          <w:tcPr>
-            <w:tcW w:type="dxa" w:w="4320"/>
-          </w:tcPr>
-          <w:p>
-            <w:r>
-              <w:t>Role / Department</w:t>
-            </w:r>
-          </w:p>
-        </w:tc>
-        <w:tc>
-          <w:tcPr>
-            <w:tcW w:type="dxa" w:w="4320"/>
-          </w:tcPr>
-          <w:p>
-            <w:r>
-              <w:t>Senior Engineer | Procurement</w:t>
-            </w:r>
-          </w:p>
-        </w:tc>
-      </w:tr>
-      <w:tr>
-        <w:tc>
-          <w:tcPr>
-            <w:tcW w:type="dxa" w:w="4320"/>
-          </w:tcPr>
-          <w:p>
-            <w:r>
-              <w:t>Location</w:t>
-            </w:r>
-          </w:p>
-        </w:tc>
-        <w:tc>
-          <w:tcPr>
-            <w:tcW w:type="dxa" w:w="4320"/>
-          </w:tcPr>
-          <w:p>
-            <w:r>
-              <w:t>Hsinchu</w:t>
-            </w:r>
-          </w:p>
-        </w:tc>
-      </w:tr>
-      <w:tr>
-        <w:tc>
-          <w:tcPr>
-            <w:tcW w:type="dxa" w:w="4320"/>
-          </w:tcPr>
-          <w:p>
-            <w:r>
-              <w:t>Last Modified</w:t>
-            </w:r>
-          </w:p>
-        </w:tc>
-        <w:tc>
-          <w:tcPr>
-            <w:tcW w:type="dxa" w:w="4320"/>
-          </w:tcPr>
-          <w:p>
-            <w:r>
-              <w:t>2025-02-18</w:t>
-            </w:r>
-          </w:p>
-        </w:tc>
-      </w:tr>
-    </w:tbl>
-    <w:p/>
-    <w:p>
-      <w:pPr>
-        <w:pStyle w:val="Heading2"/>
-      </w:pPr>
-      <w:r>
-        <w:t>Specification</w:t>
+        <w:t>Page 1</w:t>
       </w:r>
     </w:p>
     <w:p>
       <w:r>
-        <w:t>Design Specification: Supplier Portal Integration</w:t>
+        <w:t>Section 1: Quarterly delivery milestones. EMP045 contributes to ast emp045 03 through recurring collaboration, clear ownership boundaries, and measurable outcomes. The team captures decisions, open issues, and handoffs so that knowledge remains discoverable for future programs.</w:t>
       </w:r>
     </w:p>
     <w:p>
       <w:r>
-        <w:t>Version: 1.2</w:t>
+        <w:t>Section 2: Automation backlog refinement. EMP045 contributes to ast emp045 03 through recurring collaboration, clear ownership boundaries, and measurable outcomes. The team captures decisions, open issues, and handoffs so that knowledge remains discoverable for future programs.</w:t>
       </w:r>
     </w:p>
     <w:p>
       <w:r>
-        <w:t>This specification covers the integration between the supplier self-service portal and the procurement ERP module. Vendors submit invoices via the portal; OCR parsing extracts line items and matches against purchase orders with a tolerance of +-2%.</w:t>
+        <w:t>Section 3: Department KPI performance. EMP045 contributes to ast emp045 03 through recurring collaboration, clear ownership boundaries, and measurable outcomes. The team captures decisions, open issues, and handoffs so that knowledge remains discoverable for future programs.</w:t>
+      </w:r>
+    </w:p>
+    <w:p>
+      <w:r>
+        <w:t>Section 4: Data quality remediation. EMP045 contributes to ast emp045 03 through recurring collaboration, clear ownership boundaries, and measurable outcomes. The team captures decisions, open issues, and handoffs so that knowledge remains discoverable for future programs.</w:t>
+      </w:r>
+    </w:p>
+    <w:p>
+      <w:r>
+        <w:br w:type="page"/>
       </w:r>
     </w:p>
     <w:p>
@@ -149,12 +48,60 @@
         <w:pStyle w:val="Heading2"/>
       </w:pPr>
       <w:r>
-        <w:t>Author Competencies</w:t>
+        <w:t>Page 2</w:t>
       </w:r>
     </w:p>
     <w:p>
       <w:r>
-        <w:t>Ontology, MLOps, TypeScript, Synapse</w:t>
+        <w:t>Section 1: Customer escalation analysis. EMP045 contributes to ast emp045 03 through recurring collaboration, clear ownership boundaries, and measurable outcomes. The team captures decisions, open issues, and handoffs so that knowledge remains discoverable for future programs.</w:t>
+      </w:r>
+    </w:p>
+    <w:p>
+      <w:r>
+        <w:t>Section 2: Data quality remediation. EMP045 contributes to ast emp045 03 through recurring collaboration, clear ownership boundaries, and measurable outcomes. The team captures decisions, open issues, and handoffs so that knowledge remains discoverable for future programs.</w:t>
+      </w:r>
+    </w:p>
+    <w:p>
+      <w:r>
+        <w:t>Section 3: Knowledge transfer and onboarding. EMP045 contributes to ast emp045 03 through recurring collaboration, clear ownership boundaries, and measurable outcomes. The team captures decisions, open issues, and handoffs so that knowledge remains discoverable for future programs.</w:t>
+      </w:r>
+    </w:p>
+    <w:p>
+      <w:r>
+        <w:t>Section 4: Customer escalation analysis. EMP045 contributes to ast emp045 03 through recurring collaboration, clear ownership boundaries, and measurable outcomes. The team captures decisions, open issues, and handoffs so that knowledge remains discoverable for future programs.</w:t>
+      </w:r>
+    </w:p>
+    <w:p>
+      <w:r>
+        <w:br w:type="page"/>
+      </w:r>
+    </w:p>
+    <w:p>
+      <w:pPr>
+        <w:pStyle w:val="Heading2"/>
+      </w:pPr>
+      <w:r>
+        <w:t>Page 3</w:t>
+      </w:r>
+    </w:p>
+    <w:p>
+      <w:r>
+        <w:t>Section 1: Department KPI performance. EMP045 contributes to ast emp045 03 through recurring collaboration, clear ownership boundaries, and measurable outcomes. The team captures decisions, open issues, and handoffs so that knowledge remains discoverable for future programs.</w:t>
+      </w:r>
+    </w:p>
+    <w:p>
+      <w:r>
+        <w:t>Section 2: Department KPI performance. EMP045 contributes to ast emp045 03 through recurring collaboration, clear ownership boundaries, and measurable outcomes. The team captures decisions, open issues, and handoffs so that knowledge remains discoverable for future programs.</w:t>
+      </w:r>
+    </w:p>
+    <w:p>
+      <w:r>
+        <w:t>Section 3: Quarterly delivery milestones. EMP045 contributes to ast emp045 03 through recurring collaboration, clear ownership boundaries, and measurable outcomes. The team captures decisions, open issues, and handoffs so that knowledge remains discoverable for future programs.</w:t>
+      </w:r>
+    </w:p>
+    <w:p>
+      <w:r>
+        <w:t>Section 4: Department KPI performance. EMP045 contributes to ast emp045 03 through recurring collaboration, clear ownership boundaries, and measurable outcomes. The team captures decisions, open issues, and handoffs so that knowledge remains discoverable for future programs.</w:t>
       </w:r>
     </w:p>
     <w:sectPr>
